--- a/GSA requrement.docx
+++ b/GSA requrement.docx
@@ -555,6 +555,91 @@
     </w:p>
     <w:p>
       <w:pPr>
+        <w:spacing w:after="0" w:line="240" w:lineRule="auto"/>
+        <w:rPr>
+          <w:rFonts w:ascii="Calibri" w:eastAsia="Times New Roman" w:hAnsi="Calibri" w:cs="Calibri"/>
+          <w:color w:val="000000"/>
+          <w:kern w:val="0"/>
+          <w14:ligatures w14:val="none"/>
+        </w:rPr>
+      </w:pPr>
+      <w:r>
+        <w:rPr>
+          <w:rFonts w:ascii="Calibri" w:eastAsia="Times New Roman" w:hAnsi="Calibri" w:cs="Calibri"/>
+          <w:color w:val="000000"/>
+          <w:kern w:val="0"/>
+          <w14:ligatures w14:val="none"/>
+        </w:rPr>
+        <w:t>Submit solution and note</w:t>
+      </w:r>
+      <w:r>
+        <w:rPr>
+          <w:rFonts w:ascii="Calibri" w:eastAsia="Times New Roman" w:hAnsi="Calibri" w:cs="Calibri"/>
+          <w:color w:val="000000"/>
+          <w:kern w:val="0"/>
+          <w14:ligatures w14:val="none"/>
+        </w:rPr>
+        <w:t xml:space="preserve"> = pending</w:t>
+      </w:r>
+    </w:p>
+    <w:p>
+      <w:pPr>
+        <w:rPr>
+          <w:rFonts w:ascii="Calibri" w:eastAsia="Times New Roman" w:hAnsi="Calibri" w:cs="Calibri"/>
+          <w:color w:val="000000"/>
+          <w:kern w:val="0"/>
+          <w14:ligatures w14:val="none"/>
+        </w:rPr>
+      </w:pPr>
+      <w:r>
+        <w:rPr>
+          <w:rFonts w:ascii="Calibri" w:eastAsia="Times New Roman" w:hAnsi="Calibri" w:cs="Calibri"/>
+          <w:color w:val="000000"/>
+          <w:kern w:val="0"/>
+          <w14:ligatures w14:val="none"/>
+        </w:rPr>
+        <w:t>Submit empty solution</w:t>
+      </w:r>
+      <w:r>
+        <w:rPr>
+          <w:rFonts w:ascii="Calibri" w:eastAsia="Times New Roman" w:hAnsi="Calibri" w:cs="Calibri"/>
+          <w:color w:val="000000"/>
+          <w:kern w:val="0"/>
+          <w14:ligatures w14:val="none"/>
+        </w:rPr>
+        <w:t xml:space="preserve"> </w:t>
+      </w:r>
+      <w:r>
+        <w:rPr>
+          <w:rFonts w:ascii="Times New Roman" w:eastAsia="Times New Roman" w:hAnsi="Times New Roman" w:cs="Times New Roman"/>
+          <w:kern w:val="0"/>
+          <w:sz w:val="24"/>
+          <w:szCs w:val="24"/>
+          <w14:ligatures w14:val="none"/>
+        </w:rPr>
+        <w:t xml:space="preserve">→ </w:t>
+      </w:r>
+      <w:r>
+        <w:rPr>
+          <w:rFonts w:ascii="Calibri" w:eastAsia="Times New Roman" w:hAnsi="Calibri" w:cs="Calibri"/>
+          <w:color w:val="000000"/>
+          <w:kern w:val="0"/>
+          <w14:ligatures w14:val="none"/>
+        </w:rPr>
+        <w:t xml:space="preserve">show </w:t>
+      </w:r>
+      <w:r>
+        <w:rPr>
+          <w:rFonts w:ascii="Calibri" w:eastAsia="Times New Roman" w:hAnsi="Calibri" w:cs="Calibri"/>
+          <w:color w:val="000000"/>
+          <w:kern w:val="0"/>
+          <w14:ligatures w14:val="none"/>
+        </w:rPr>
+        <w:t>Validation error</w:t>
+      </w:r>
+    </w:p>
+    <w:p>
+      <w:pPr>
         <w:spacing w:before="100" w:beforeAutospacing="1" w:after="100" w:afterAutospacing="1" w:line="240" w:lineRule="auto"/>
         <w:rPr>
           <w:rFonts w:ascii="Times New Roman" w:eastAsia="Times New Roman" w:hAnsi="Times New Roman" w:cs="Times New Roman"/>
@@ -618,299 +703,289 @@
           <w:szCs w:val="24"/>
           <w14:ligatures w14:val="none"/>
         </w:rPr>
-        <w:t>What the reviewer wi</w:t>
+        <w:t>What the reviewer will do:</w:t>
+      </w:r>
+    </w:p>
+    <w:p>
+      <w:pPr>
+        <w:spacing w:before="100" w:beforeAutospacing="1" w:after="100" w:afterAutospacing="1" w:line="240" w:lineRule="auto"/>
+        <w:rPr>
+          <w:rFonts w:ascii="Times New Roman" w:eastAsia="Times New Roman" w:hAnsi="Times New Roman" w:cs="Times New Roman"/>
+          <w:kern w:val="0"/>
+          <w:sz w:val="24"/>
+          <w:szCs w:val="24"/>
+          <w14:ligatures w14:val="none"/>
+        </w:rPr>
+      </w:pPr>
+      <w:r>
+        <w:rPr>
+          <w:rFonts w:ascii="Times New Roman" w:eastAsia="Times New Roman" w:hAnsi="Times New Roman" w:cs="Times New Roman"/>
+          <w:kern w:val="0"/>
+          <w:sz w:val="24"/>
+          <w:szCs w:val="24"/>
+          <w14:ligatures w14:val="none"/>
+        </w:rPr>
+        <w:lastRenderedPageBreak/>
+        <w:t>• view the submitted assignment</w:t>
+      </w:r>
+    </w:p>
+    <w:p>
+      <w:pPr>
+        <w:spacing w:before="100" w:beforeAutospacing="1" w:after="100" w:afterAutospacing="1" w:line="240" w:lineRule="auto"/>
+        <w:rPr>
+          <w:rFonts w:ascii="Times New Roman" w:eastAsia="Times New Roman" w:hAnsi="Times New Roman" w:cs="Times New Roman"/>
+          <w:kern w:val="0"/>
+          <w:sz w:val="24"/>
+          <w:szCs w:val="24"/>
+          <w14:ligatures w14:val="none"/>
+        </w:rPr>
+      </w:pPr>
+      <w:r>
+        <w:rPr>
+          <w:rFonts w:ascii="Times New Roman" w:eastAsia="Times New Roman" w:hAnsi="Times New Roman" w:cs="Times New Roman"/>
+          <w:kern w:val="0"/>
+          <w:sz w:val="24"/>
+          <w:szCs w:val="24"/>
+          <w14:ligatures w14:val="none"/>
+        </w:rPr>
+        <w:t>• read the solution</w:t>
+      </w:r>
+    </w:p>
+    <w:p>
+      <w:pPr>
+        <w:spacing w:before="100" w:beforeAutospacing="1" w:after="100" w:afterAutospacing="1" w:line="240" w:lineRule="auto"/>
+        <w:rPr>
+          <w:rFonts w:ascii="Times New Roman" w:eastAsia="Times New Roman" w:hAnsi="Times New Roman" w:cs="Times New Roman"/>
+          <w:kern w:val="0"/>
+          <w:sz w:val="24"/>
+          <w:szCs w:val="24"/>
+          <w14:ligatures w14:val="none"/>
+        </w:rPr>
+      </w:pPr>
+      <w:r>
+        <w:rPr>
+          <w:rFonts w:ascii="Times New Roman" w:eastAsia="Times New Roman" w:hAnsi="Times New Roman" w:cs="Times New Roman"/>
+          <w:kern w:val="0"/>
+          <w:sz w:val="24"/>
+          <w:szCs w:val="24"/>
+          <w14:ligatures w14:val="none"/>
+        </w:rPr>
+        <w:t xml:space="preserve">• </w:t>
+      </w:r>
+      <w:proofErr w:type="gramStart"/>
+      <w:r>
+        <w:rPr>
+          <w:rFonts w:ascii="Times New Roman" w:eastAsia="Times New Roman" w:hAnsi="Times New Roman" w:cs="Times New Roman"/>
+          <w:kern w:val="0"/>
+          <w:sz w:val="24"/>
+          <w:szCs w:val="24"/>
+          <w14:ligatures w14:val="none"/>
+        </w:rPr>
+        <w:t>mark</w:t>
+      </w:r>
+      <w:proofErr w:type="gramEnd"/>
+    </w:p>
+    <w:p>
+      <w:pPr>
+        <w:spacing w:before="100" w:beforeAutospacing="1" w:after="100" w:afterAutospacing="1" w:line="240" w:lineRule="auto"/>
+        <w:rPr>
+          <w:rFonts w:ascii="Times New Roman" w:eastAsia="Times New Roman" w:hAnsi="Times New Roman" w:cs="Times New Roman"/>
+          <w:kern w:val="0"/>
+          <w:sz w:val="24"/>
+          <w:szCs w:val="24"/>
+          <w14:ligatures w14:val="none"/>
+        </w:rPr>
+      </w:pPr>
+      <w:r>
+        <w:rPr>
+          <w:rFonts w:ascii="Times New Roman" w:eastAsia="Times New Roman" w:hAnsi="Times New Roman" w:cs="Times New Roman"/>
+          <w:kern w:val="0"/>
+          <w:sz w:val="24"/>
+          <w:szCs w:val="24"/>
+          <w14:ligatures w14:val="none"/>
+        </w:rPr>
+        <w:t>• give feedback</w:t>
+      </w:r>
+    </w:p>
+    <w:p>
+      <w:pPr>
+        <w:spacing w:before="100" w:beforeAutospacing="1" w:after="100" w:afterAutospacing="1" w:line="240" w:lineRule="auto"/>
+        <w:rPr>
+          <w:rFonts w:ascii="Times New Roman" w:eastAsia="Times New Roman" w:hAnsi="Times New Roman" w:cs="Times New Roman"/>
+          <w:b/>
+          <w:kern w:val="0"/>
+          <w:sz w:val="24"/>
+          <w:szCs w:val="24"/>
+          <w14:ligatures w14:val="none"/>
+        </w:rPr>
+      </w:pPr>
+      <w:r>
+        <w:rPr>
+          <w:rFonts w:ascii="Times New Roman" w:eastAsia="Times New Roman" w:hAnsi="Times New Roman" w:cs="Times New Roman"/>
+          <w:b/>
+          <w:kern w:val="0"/>
+          <w:sz w:val="24"/>
+          <w:szCs w:val="24"/>
+          <w14:ligatures w14:val="none"/>
+        </w:rPr>
+        <w:t>6. Status Flow</w:t>
+      </w:r>
+    </w:p>
+    <w:p>
+      <w:pPr>
+        <w:spacing w:before="100" w:beforeAutospacing="1" w:after="100" w:afterAutospacing="1" w:line="240" w:lineRule="auto"/>
+        <w:rPr>
+          <w:rFonts w:ascii="Times New Roman" w:eastAsia="Times New Roman" w:hAnsi="Times New Roman" w:cs="Times New Roman"/>
+          <w:kern w:val="0"/>
+          <w:sz w:val="24"/>
+          <w:szCs w:val="24"/>
+          <w14:ligatures w14:val="none"/>
+        </w:rPr>
+      </w:pPr>
+      <w:r>
+        <w:rPr>
+          <w:rFonts w:ascii="Times New Roman" w:eastAsia="Times New Roman" w:hAnsi="Times New Roman" w:cs="Times New Roman"/>
+          <w:kern w:val="0"/>
+          <w:sz w:val="24"/>
+          <w:szCs w:val="24"/>
+          <w14:ligatures w14:val="none"/>
+        </w:rPr>
+        <w:t>After submitting → status = pending</w:t>
+      </w:r>
+    </w:p>
+    <w:p>
+      <w:pPr>
+        <w:spacing w:before="100" w:beforeAutospacing="1" w:after="100" w:afterAutospacing="1" w:line="240" w:lineRule="auto"/>
+        <w:rPr>
+          <w:rFonts w:ascii="Times New Roman" w:eastAsia="Times New Roman" w:hAnsi="Times New Roman" w:cs="Times New Roman"/>
+          <w:kern w:val="0"/>
+          <w:sz w:val="24"/>
+          <w:szCs w:val="24"/>
+          <w14:ligatures w14:val="none"/>
+        </w:rPr>
+      </w:pPr>
+      <w:r>
+        <w:rPr>
+          <w:rFonts w:ascii="Times New Roman" w:eastAsia="Times New Roman" w:hAnsi="Times New Roman" w:cs="Times New Roman"/>
+          <w:kern w:val="0"/>
+          <w:sz w:val="24"/>
+          <w:szCs w:val="24"/>
+          <w14:ligatures w14:val="none"/>
+        </w:rPr>
+        <w:t>After marking → status = completed</w:t>
+      </w:r>
+    </w:p>
+    <w:p>
+      <w:pPr>
+        <w:spacing w:before="100" w:beforeAutospacing="1" w:after="100" w:afterAutospacing="1" w:line="240" w:lineRule="auto"/>
+        <w:rPr>
+          <w:rFonts w:ascii="Times New Roman" w:eastAsia="Times New Roman" w:hAnsi="Times New Roman" w:cs="Times New Roman"/>
+          <w:kern w:val="0"/>
+          <w:sz w:val="24"/>
+          <w:szCs w:val="24"/>
+          <w14:ligatures w14:val="none"/>
+        </w:rPr>
+      </w:pPr>
+      <w:r>
+        <w:rPr>
+          <w:rFonts w:ascii="Times New Roman" w:eastAsia="Times New Roman" w:hAnsi="Times New Roman" w:cs="Times New Roman"/>
+          <w:kern w:val="0"/>
+          <w:sz w:val="24"/>
+          <w:szCs w:val="24"/>
+          <w14:ligatures w14:val="none"/>
+        </w:rPr>
+        <w:t>Important Rule</w:t>
+      </w:r>
+    </w:p>
+    <w:p>
+      <w:pPr>
+        <w:spacing w:before="100" w:beforeAutospacing="1" w:after="100" w:afterAutospacing="1" w:line="240" w:lineRule="auto"/>
+        <w:rPr>
+          <w:rFonts w:ascii="Times New Roman" w:eastAsia="Times New Roman" w:hAnsi="Times New Roman" w:cs="Times New Roman"/>
+          <w:kern w:val="0"/>
+          <w:sz w:val="24"/>
+          <w:szCs w:val="24"/>
+          <w14:ligatures w14:val="none"/>
+        </w:rPr>
+      </w:pPr>
+      <w:r>
+        <w:rPr>
+          <w:rFonts w:ascii="Times New Roman" w:eastAsia="Times New Roman" w:hAnsi="Times New Roman" w:cs="Times New Roman"/>
+          <w:kern w:val="0"/>
+          <w:sz w:val="24"/>
+          <w:szCs w:val="24"/>
+          <w14:ligatures w14:val="none"/>
+        </w:rPr>
+        <w:t>• ❌ Creator cannot mark his own assignment</w:t>
+      </w:r>
+    </w:p>
+    <w:p>
+      <w:pPr>
+        <w:spacing w:before="100" w:beforeAutospacing="1" w:after="100" w:afterAutospacing="1" w:line="240" w:lineRule="auto"/>
+        <w:rPr>
+          <w:rFonts w:ascii="Times New Roman" w:eastAsia="Times New Roman" w:hAnsi="Times New Roman" w:cs="Times New Roman"/>
+          <w:kern w:val="0"/>
+          <w:sz w:val="24"/>
+          <w:szCs w:val="24"/>
+          <w14:ligatures w14:val="none"/>
+        </w:rPr>
+      </w:pPr>
+      <w:r>
+        <w:rPr>
+          <w:rFonts w:ascii="Times New Roman" w:eastAsia="Times New Roman" w:hAnsi="Times New Roman" w:cs="Times New Roman"/>
+          <w:kern w:val="0"/>
+          <w:sz w:val="24"/>
+          <w:szCs w:val="24"/>
+          <w14:ligatures w14:val="none"/>
+        </w:rPr>
+        <w:t xml:space="preserve">• ❌ Assignment of another user creator </w:t>
+      </w:r>
+      <w:proofErr w:type="gramStart"/>
+      <w:r>
+        <w:rPr>
+          <w:rFonts w:ascii="Times New Roman" w:eastAsia="Times New Roman" w:hAnsi="Times New Roman" w:cs="Times New Roman"/>
+          <w:kern w:val="0"/>
+          <w:sz w:val="24"/>
+          <w:szCs w:val="24"/>
+          <w14:ligatures w14:val="none"/>
+        </w:rPr>
+        <w:t>Cannot</w:t>
+      </w:r>
+      <w:proofErr w:type="gramEnd"/>
+      <w:r>
+        <w:rPr>
+          <w:rFonts w:ascii="Times New Roman" w:eastAsia="Times New Roman" w:hAnsi="Times New Roman" w:cs="Times New Roman"/>
+          <w:kern w:val="0"/>
+          <w:sz w:val="24"/>
+          <w:szCs w:val="24"/>
+          <w14:ligatures w14:val="none"/>
+        </w:rPr>
+        <w:t xml:space="preserve"> delete/update</w:t>
+      </w:r>
+    </w:p>
+    <w:p>
+      <w:pPr>
+        <w:spacing w:before="100" w:beforeAutospacing="1" w:after="100" w:afterAutospacing="1" w:line="240" w:lineRule="auto"/>
+        <w:rPr>
+          <w:rFonts w:ascii="Times New Roman" w:eastAsia="Times New Roman" w:hAnsi="Times New Roman" w:cs="Times New Roman"/>
+          <w:kern w:val="0"/>
+          <w:sz w:val="24"/>
+          <w:szCs w:val="24"/>
+          <w14:ligatures w14:val="none"/>
+        </w:rPr>
+      </w:pPr>
+      <w:r>
+        <w:rPr>
+          <w:rFonts w:ascii="Times New Roman" w:eastAsia="Times New Roman" w:hAnsi="Times New Roman" w:cs="Times New Roman"/>
+          <w:kern w:val="0"/>
+          <w:sz w:val="24"/>
+          <w:szCs w:val="24"/>
+          <w14:ligatures w14:val="none"/>
+        </w:rPr>
+        <w:t>• Can give reviewer mark</w:t>
       </w:r>
       <w:bookmarkStart w:id="0" w:name="_GoBack"/>
       <w:bookmarkEnd w:id="0"/>
-      <w:r>
-        <w:rPr>
-          <w:rFonts w:ascii="Times New Roman" w:eastAsia="Times New Roman" w:hAnsi="Times New Roman" w:cs="Times New Roman"/>
-          <w:kern w:val="0"/>
-          <w:sz w:val="24"/>
-          <w:szCs w:val="24"/>
-          <w14:ligatures w14:val="none"/>
-        </w:rPr>
-        <w:t>ll do:</w:t>
-      </w:r>
-    </w:p>
-    <w:p>
-      <w:pPr>
-        <w:spacing w:before="100" w:beforeAutospacing="1" w:after="100" w:afterAutospacing="1" w:line="240" w:lineRule="auto"/>
-        <w:rPr>
-          <w:rFonts w:ascii="Times New Roman" w:eastAsia="Times New Roman" w:hAnsi="Times New Roman" w:cs="Times New Roman"/>
-          <w:kern w:val="0"/>
-          <w:sz w:val="24"/>
-          <w:szCs w:val="24"/>
-          <w14:ligatures w14:val="none"/>
-        </w:rPr>
-      </w:pPr>
-      <w:r>
-        <w:rPr>
-          <w:rFonts w:ascii="Times New Roman" w:eastAsia="Times New Roman" w:hAnsi="Times New Roman" w:cs="Times New Roman"/>
-          <w:kern w:val="0"/>
-          <w:sz w:val="24"/>
-          <w:szCs w:val="24"/>
-          <w14:ligatures w14:val="none"/>
-        </w:rPr>
-        <w:t>• view the submitted assignment</w:t>
-      </w:r>
-    </w:p>
-    <w:p>
-      <w:pPr>
-        <w:spacing w:before="100" w:beforeAutospacing="1" w:after="100" w:afterAutospacing="1" w:line="240" w:lineRule="auto"/>
-        <w:rPr>
-          <w:rFonts w:ascii="Times New Roman" w:eastAsia="Times New Roman" w:hAnsi="Times New Roman" w:cs="Times New Roman"/>
-          <w:kern w:val="0"/>
-          <w:sz w:val="24"/>
-          <w:szCs w:val="24"/>
-          <w14:ligatures w14:val="none"/>
-        </w:rPr>
-      </w:pPr>
-      <w:r>
-        <w:rPr>
-          <w:rFonts w:ascii="Times New Roman" w:eastAsia="Times New Roman" w:hAnsi="Times New Roman" w:cs="Times New Roman"/>
-          <w:kern w:val="0"/>
-          <w:sz w:val="24"/>
-          <w:szCs w:val="24"/>
-          <w14:ligatures w14:val="none"/>
-        </w:rPr>
-        <w:lastRenderedPageBreak/>
-        <w:t>• read the solution</w:t>
-      </w:r>
-    </w:p>
-    <w:p>
-      <w:pPr>
-        <w:spacing w:before="100" w:beforeAutospacing="1" w:after="100" w:afterAutospacing="1" w:line="240" w:lineRule="auto"/>
-        <w:rPr>
-          <w:rFonts w:ascii="Times New Roman" w:eastAsia="Times New Roman" w:hAnsi="Times New Roman" w:cs="Times New Roman"/>
-          <w:kern w:val="0"/>
-          <w:sz w:val="24"/>
-          <w:szCs w:val="24"/>
-          <w14:ligatures w14:val="none"/>
-        </w:rPr>
-      </w:pPr>
-      <w:r>
-        <w:rPr>
-          <w:rFonts w:ascii="Times New Roman" w:eastAsia="Times New Roman" w:hAnsi="Times New Roman" w:cs="Times New Roman"/>
-          <w:kern w:val="0"/>
-          <w:sz w:val="24"/>
-          <w:szCs w:val="24"/>
-          <w14:ligatures w14:val="none"/>
-        </w:rPr>
-        <w:t xml:space="preserve">• </w:t>
-      </w:r>
-      <w:proofErr w:type="gramStart"/>
-      <w:r>
-        <w:rPr>
-          <w:rFonts w:ascii="Times New Roman" w:eastAsia="Times New Roman" w:hAnsi="Times New Roman" w:cs="Times New Roman"/>
-          <w:kern w:val="0"/>
-          <w:sz w:val="24"/>
-          <w:szCs w:val="24"/>
-          <w14:ligatures w14:val="none"/>
-        </w:rPr>
-        <w:t>mark</w:t>
-      </w:r>
-      <w:proofErr w:type="gramEnd"/>
-    </w:p>
-    <w:p>
-      <w:pPr>
-        <w:spacing w:before="100" w:beforeAutospacing="1" w:after="100" w:afterAutospacing="1" w:line="240" w:lineRule="auto"/>
-        <w:rPr>
-          <w:rFonts w:ascii="Times New Roman" w:eastAsia="Times New Roman" w:hAnsi="Times New Roman" w:cs="Times New Roman"/>
-          <w:kern w:val="0"/>
-          <w:sz w:val="24"/>
-          <w:szCs w:val="24"/>
-          <w14:ligatures w14:val="none"/>
-        </w:rPr>
-      </w:pPr>
-      <w:r>
-        <w:rPr>
-          <w:rFonts w:ascii="Times New Roman" w:eastAsia="Times New Roman" w:hAnsi="Times New Roman" w:cs="Times New Roman"/>
-          <w:kern w:val="0"/>
-          <w:sz w:val="24"/>
-          <w:szCs w:val="24"/>
-          <w14:ligatures w14:val="none"/>
-        </w:rPr>
-        <w:t>• give feedback</w:t>
-      </w:r>
-    </w:p>
-    <w:p>
-      <w:pPr>
-        <w:spacing w:before="100" w:beforeAutospacing="1" w:after="100" w:afterAutospacing="1" w:line="240" w:lineRule="auto"/>
-        <w:rPr>
-          <w:rFonts w:ascii="Times New Roman" w:eastAsia="Times New Roman" w:hAnsi="Times New Roman" w:cs="Times New Roman"/>
-          <w:b/>
-          <w:kern w:val="0"/>
-          <w:sz w:val="24"/>
-          <w:szCs w:val="24"/>
-          <w14:ligatures w14:val="none"/>
-        </w:rPr>
-      </w:pPr>
-      <w:r>
-        <w:rPr>
-          <w:rFonts w:ascii="Times New Roman" w:eastAsia="Times New Roman" w:hAnsi="Times New Roman" w:cs="Times New Roman"/>
-          <w:b/>
-          <w:kern w:val="0"/>
-          <w:sz w:val="24"/>
-          <w:szCs w:val="24"/>
-          <w14:ligatures w14:val="none"/>
-        </w:rPr>
-        <w:t>6. Status Flow</w:t>
-      </w:r>
-    </w:p>
-    <w:p>
-      <w:pPr>
-        <w:spacing w:before="100" w:beforeAutospacing="1" w:after="100" w:afterAutospacing="1" w:line="240" w:lineRule="auto"/>
-        <w:rPr>
-          <w:rFonts w:ascii="Times New Roman" w:eastAsia="Times New Roman" w:hAnsi="Times New Roman" w:cs="Times New Roman"/>
-          <w:kern w:val="0"/>
-          <w:sz w:val="24"/>
-          <w:szCs w:val="24"/>
-          <w14:ligatures w14:val="none"/>
-        </w:rPr>
-      </w:pPr>
-      <w:r>
-        <w:rPr>
-          <w:rFonts w:ascii="Times New Roman" w:eastAsia="Times New Roman" w:hAnsi="Times New Roman" w:cs="Times New Roman"/>
-          <w:kern w:val="0"/>
-          <w:sz w:val="24"/>
-          <w:szCs w:val="24"/>
-          <w14:ligatures w14:val="none"/>
-        </w:rPr>
-        <w:t>After submitting → status = pending</w:t>
-      </w:r>
-    </w:p>
-    <w:p>
-      <w:pPr>
-        <w:spacing w:before="100" w:beforeAutospacing="1" w:after="100" w:afterAutospacing="1" w:line="240" w:lineRule="auto"/>
-        <w:rPr>
-          <w:rFonts w:ascii="Times New Roman" w:eastAsia="Times New Roman" w:hAnsi="Times New Roman" w:cs="Times New Roman"/>
-          <w:kern w:val="0"/>
-          <w:sz w:val="24"/>
-          <w:szCs w:val="24"/>
-          <w14:ligatures w14:val="none"/>
-        </w:rPr>
-      </w:pPr>
-      <w:r>
-        <w:rPr>
-          <w:rFonts w:ascii="Times New Roman" w:eastAsia="Times New Roman" w:hAnsi="Times New Roman" w:cs="Times New Roman"/>
-          <w:kern w:val="0"/>
-          <w:sz w:val="24"/>
-          <w:szCs w:val="24"/>
-          <w14:ligatures w14:val="none"/>
-        </w:rPr>
-        <w:t>After marking → status = completed</w:t>
-      </w:r>
-    </w:p>
-    <w:p>
-      <w:pPr>
-        <w:spacing w:before="100" w:beforeAutospacing="1" w:after="100" w:afterAutospacing="1" w:line="240" w:lineRule="auto"/>
-        <w:rPr>
-          <w:rFonts w:ascii="Times New Roman" w:eastAsia="Times New Roman" w:hAnsi="Times New Roman" w:cs="Times New Roman"/>
-          <w:kern w:val="0"/>
-          <w:sz w:val="24"/>
-          <w:szCs w:val="24"/>
-          <w14:ligatures w14:val="none"/>
-        </w:rPr>
-      </w:pPr>
-      <w:r>
-        <w:rPr>
-          <w:rFonts w:ascii="Times New Roman" w:eastAsia="Times New Roman" w:hAnsi="Times New Roman" w:cs="Times New Roman"/>
-          <w:kern w:val="0"/>
-          <w:sz w:val="24"/>
-          <w:szCs w:val="24"/>
-          <w14:ligatures w14:val="none"/>
-        </w:rPr>
-        <w:t>Important Rule</w:t>
-      </w:r>
-    </w:p>
-    <w:p>
-      <w:pPr>
-        <w:spacing w:before="100" w:beforeAutospacing="1" w:after="100" w:afterAutospacing="1" w:line="240" w:lineRule="auto"/>
-        <w:rPr>
-          <w:rFonts w:ascii="Times New Roman" w:eastAsia="Times New Roman" w:hAnsi="Times New Roman" w:cs="Times New Roman"/>
-          <w:kern w:val="0"/>
-          <w:sz w:val="24"/>
-          <w:szCs w:val="24"/>
-          <w14:ligatures w14:val="none"/>
-        </w:rPr>
-      </w:pPr>
-      <w:r>
-        <w:rPr>
-          <w:rFonts w:ascii="Times New Roman" w:eastAsia="Times New Roman" w:hAnsi="Times New Roman" w:cs="Times New Roman"/>
-          <w:kern w:val="0"/>
-          <w:sz w:val="24"/>
-          <w:szCs w:val="24"/>
-          <w14:ligatures w14:val="none"/>
-        </w:rPr>
-        <w:t>• ❌ Creator cannot mark his own assignment</w:t>
-      </w:r>
-    </w:p>
-    <w:p>
-      <w:pPr>
-        <w:spacing w:before="100" w:beforeAutospacing="1" w:after="100" w:afterAutospacing="1" w:line="240" w:lineRule="auto"/>
-        <w:rPr>
-          <w:rFonts w:ascii="Times New Roman" w:eastAsia="Times New Roman" w:hAnsi="Times New Roman" w:cs="Times New Roman"/>
-          <w:kern w:val="0"/>
-          <w:sz w:val="24"/>
-          <w:szCs w:val="24"/>
-          <w14:ligatures w14:val="none"/>
-        </w:rPr>
-      </w:pPr>
-      <w:r>
-        <w:rPr>
-          <w:rFonts w:ascii="Times New Roman" w:eastAsia="Times New Roman" w:hAnsi="Times New Roman" w:cs="Times New Roman"/>
-          <w:kern w:val="0"/>
-          <w:sz w:val="24"/>
-          <w:szCs w:val="24"/>
-          <w14:ligatures w14:val="none"/>
-        </w:rPr>
-        <w:t xml:space="preserve">• ❌ Assignment of another user creator </w:t>
-      </w:r>
-      <w:proofErr w:type="gramStart"/>
-      <w:r>
-        <w:rPr>
-          <w:rFonts w:ascii="Times New Roman" w:eastAsia="Times New Roman" w:hAnsi="Times New Roman" w:cs="Times New Roman"/>
-          <w:kern w:val="0"/>
-          <w:sz w:val="24"/>
-          <w:szCs w:val="24"/>
-          <w14:ligatures w14:val="none"/>
-        </w:rPr>
-        <w:t>Cannot</w:t>
-      </w:r>
-      <w:proofErr w:type="gramEnd"/>
-      <w:r>
-        <w:rPr>
-          <w:rFonts w:ascii="Times New Roman" w:eastAsia="Times New Roman" w:hAnsi="Times New Roman" w:cs="Times New Roman"/>
-          <w:kern w:val="0"/>
-          <w:sz w:val="24"/>
-          <w:szCs w:val="24"/>
-          <w14:ligatures w14:val="none"/>
-        </w:rPr>
-        <w:t xml:space="preserve"> delete/update</w:t>
-      </w:r>
-    </w:p>
-    <w:p>
-      <w:pPr>
-        <w:spacing w:before="100" w:beforeAutospacing="1" w:after="100" w:afterAutospacing="1" w:line="240" w:lineRule="auto"/>
-        <w:rPr>
-          <w:rFonts w:ascii="Times New Roman" w:eastAsia="Times New Roman" w:hAnsi="Times New Roman" w:cs="Times New Roman"/>
-          <w:kern w:val="0"/>
-          <w:sz w:val="24"/>
-          <w:szCs w:val="24"/>
-          <w14:ligatures w14:val="none"/>
-        </w:rPr>
-      </w:pPr>
-      <w:r>
-        <w:rPr>
-          <w:rFonts w:ascii="Times New Roman" w:eastAsia="Times New Roman" w:hAnsi="Times New Roman" w:cs="Times New Roman"/>
-          <w:kern w:val="0"/>
-          <w:sz w:val="24"/>
-          <w:szCs w:val="24"/>
-          <w14:ligatures w14:val="none"/>
-        </w:rPr>
-        <w:t>• Can give reviewer mark</w:t>
-      </w:r>
     </w:p>
     <w:p>
       <w:pPr>
